--- a/KHBD_Tin_học/Lớp_9/Tuần_02/KHBD_Tin_hoc_Lop_9_Tiet02_Bai_2_Thong_tin_trong_giai_quyet_van_e.docx
+++ b/KHBD_Tin_học/Lớp_9/Tuần_02/KHBD_Tin_hoc_Lop_9_Tiet02_Bai_2_Thong_tin_trong_giai_quyet_van_e.docx
@@ -360,12 +360,12 @@
       </w:pPr>
       <w:r>
         <w:rPr>
-          <w:rFonts w:ascii="Times New Roman" w:hAnsi="Times New Roman" w:eastAsia="Times New Roman"/>
+          <w:rFonts w:ascii="Times New Roman" w:hAnsi="Times New Roman" w:eastAsia="Times New Roman" w:cs="Times New Roman"/>
           <w:b w:val="0"/>
           <w:i w:val="0"/>
           <w:sz w:val="26"/>
         </w:rPr>
-        <w:t>- Miền I. Khai thác dữ liệu và thông tin (thành tố 1.1. Duyệt, tìm kiếm và lọc dữ liệu, thông tin và nội dung số – Bậc 2): Khai thác thông tin số, dữ liệu đa phương tiện an toàn phục vụ bài học. (Đạt được thông qua Hoạt động 2)</w:t>
+        <w:t>- Miền I. Khai thác dữ liệu và thông tin (thành tố 1.1. Duyệt, tìm kiếm và lọc dữ liệu, thông tin và nội dung số – Bậc 4): Minh họa được nhu cầu thông tin,; Tổ chức được tìm kiếm dữ liệu, thông tin và nội dung trong môi trường số,. (Đạt được thông qua Hoạt động 2, Hoạt động 3).</w:t>
       </w:r>
     </w:p>
     <w:p>
@@ -376,12 +376,12 @@
       </w:pPr>
       <w:r>
         <w:rPr>
-          <w:rFonts w:ascii="Times New Roman" w:hAnsi="Times New Roman" w:eastAsia="Times New Roman"/>
+          <w:rFonts w:ascii="Times New Roman" w:hAnsi="Times New Roman" w:eastAsia="Times New Roman" w:cs="Times New Roman"/>
           <w:b w:val="0"/>
           <w:i w:val="0"/>
           <w:sz w:val="26"/>
         </w:rPr>
-        <w:t>- Miền IV. An toàn (thành tố 4.1. Bảo vệ thiết bị – Bậc 2): Tuân thủ quy tắc an toàn về điện, bảo vệ mắt và giữ vệ sinh thiết bị phòng máy. (Đạt được thông qua Hoạt động 3, Hoạt động 4)</w:t>
+        <w:t>- Miền I. Khai thác dữ liệu và thông tin (thành tố 1.2. Đánh giá dữ liệu, thông tin và nội dung số – Bậc 4): Thực hiện phân tích, so sánh và đánh giá được các nguồn dữ liệu, thông tin và nội dung số; Thực hiện phân tích, diễn giải và đánh giá được dữ liệu, thông tin và nội dung số. (Đạt được thông qua Hoạt động 2, Hoạt động 4).</w:t>
       </w:r>
     </w:p>
     <w:p>
